--- a/epay(1).docx
+++ b/epay(1).docx
@@ -223,12 +223,17 @@
         <w:r>
           <w:rPr>
             <w:rStyle w:val="Hyperlink"/>
+            <w:rFonts w:asciiTheme="minorHAnsi" w:cstheme="minorBidi" w:eastAsiaTheme="minorHAnsi" w:hAnsiTheme="minorHAnsi"/>
+            <w:shd w:fill="3FAF46" w:val="clear"/>
           </w:rPr>
           <w:t>https://gpay10.com/new/admin/employees</w:t>
         </w:r>
       </w:hyperlink>
       <w:r>
-        <w:rPr/>
+        <w:rPr>
+          <w:rFonts w:asciiTheme="minorHAnsi" w:cstheme="minorBidi" w:eastAsiaTheme="minorHAnsi" w:hAnsiTheme="minorHAnsi"/>
+          <w:shd w:fill="3FAF46" w:val="clear"/>
+        </w:rPr>
         <w:t xml:space="preserve">  emply to make kora jay but same to same power er super admin kora jay na</w:t>
       </w:r>
     </w:p>
@@ -267,7 +272,7 @@
         <w:r>
           <w:rPr>
             <w:rStyle w:val="Hyperlink"/>
-            <w:rFonts w:asciiTheme="minorHAnsi" w:cstheme="minorBidi" w:eastAsiaTheme="minorHAnsi" w:hAnsiTheme="minorHAnsi"/>
+            <w:rFonts w:eastAsia="Calibri" w:cs="" w:cstheme="minorBidi" w:eastAsiaTheme="minorHAnsi"/>
             <w:shd w:fill="00A933" w:val="clear"/>
           </w:rPr>
           <w:t>https://gpay10.com/new/admin/exchange/details/13292</w:t>
@@ -275,7 +280,7 @@
       </w:hyperlink>
       <w:r>
         <w:rPr>
-          <w:rFonts w:asciiTheme="minorHAnsi" w:cstheme="minorBidi" w:eastAsiaTheme="minorHAnsi" w:hAnsiTheme="minorHAnsi"/>
+          <w:rFonts w:eastAsia="Calibri" w:cs="" w:cstheme="minorBidi" w:eastAsiaTheme="minorHAnsi"/>
           <w:shd w:fill="00A933" w:val="clear"/>
         </w:rPr>
         <w:t xml:space="preserve">   user jokhn usdt sale day tokon rate change korle o change kora rate show kore na kano ?  slv korben and ki karone amon hoy dekhe onno kono tay o jate amon somossa na hoy seta dekben … amar mone hoy USD </w:t>
@@ -327,7 +332,7 @@
       </w:r>
       <w:r>
         <w:rPr>
-          <w:rFonts w:asciiTheme="minorHAnsi" w:cstheme="minorBidi" w:eastAsiaTheme="minorHAnsi" w:hAnsiTheme="minorHAnsi"/>
+          <w:rFonts w:eastAsia="Calibri" w:cs="" w:cstheme="minorBidi" w:eastAsiaTheme="minorHAnsi"/>
           <w:shd w:fill="00A933" w:val="clear"/>
         </w:rPr>
         <w:t>,euro currency hole amon hoy  defolt a BDT ase . so akto bujhe nien kano amon hoy . rate 00 dekhasse</w:t>
@@ -365,10 +370,17 @@
           <w:ilvl w:val="0"/>
           <w:numId w:val="1"/>
         </w:numPr>
-        <w:rPr/>
-      </w:pPr>
-      <w:r>
-        <w:rPr/>
+        <w:rPr>
+          <w:rFonts w:asciiTheme="minorHAnsi" w:cstheme="minorBidi" w:eastAsiaTheme="minorHAnsi" w:hAnsiTheme="minorHAnsi"/>
+          <w:highlight w:val="none"/>
+          <w:shd w:fill="3FAF46" w:val="clear"/>
+        </w:rPr>
+      </w:pPr>
+      <w:r>
+        <w:rPr>
+          <w:rFonts w:asciiTheme="minorHAnsi" w:cstheme="minorBidi" w:eastAsiaTheme="minorHAnsi" w:hAnsiTheme="minorHAnsi"/>
+          <w:shd w:fill="3FAF46" w:val="clear"/>
+        </w:rPr>
         <w:t>Employ ra akhn o pending order k cncl korte pare na , processing a niya er por cncl kora lage ,, and time er o jame la ase may b</w:t>
       </w:r>
     </w:p>
@@ -379,10 +391,17 @@
           <w:ilvl w:val="0"/>
           <w:numId w:val="1"/>
         </w:numPr>
-        <w:rPr/>
-      </w:pPr>
-      <w:r>
-        <w:rPr/>
+        <w:rPr>
+          <w:rFonts w:asciiTheme="minorHAnsi" w:cstheme="minorBidi" w:eastAsiaTheme="minorHAnsi" w:hAnsiTheme="minorHAnsi"/>
+          <w:highlight w:val="none"/>
+          <w:shd w:fill="3FAF46" w:val="clear"/>
+        </w:rPr>
+      </w:pPr>
+      <w:r>
+        <w:rPr>
+          <w:rFonts w:asciiTheme="minorHAnsi" w:cstheme="minorBidi" w:eastAsiaTheme="minorHAnsi" w:hAnsiTheme="minorHAnsi"/>
+          <w:shd w:fill="3FAF46" w:val="clear"/>
+        </w:rPr>
         <w:t>Amra to chaile exchange list theke  file download korte pari ,,  upload er o akta system banate hobe …. Upload korle sob pending a thkbe  er por confirm korle kothay kothy effect porbe ta aga e akbar bolsilam and kora o silo .</w:t>
       </w:r>
     </w:p>
@@ -399,7 +418,7 @@
         <w:r>
           <w:rPr>
             <w:rStyle w:val="Hyperlink"/>
-            <w:rFonts w:asciiTheme="minorHAnsi" w:cstheme="minorBidi" w:eastAsiaTheme="minorHAnsi" w:hAnsiTheme="minorHAnsi"/>
+            <w:rFonts w:eastAsia="Calibri" w:cs="" w:cstheme="minorBidi" w:eastAsiaTheme="minorHAnsi"/>
             <w:shd w:fill="00A933" w:val="clear"/>
           </w:rPr>
           <w:t>https://gpay10.com/new/admin/setting/system-configuration</w:t>
@@ -407,7 +426,7 @@
       </w:hyperlink>
       <w:r>
         <w:rPr>
-          <w:rFonts w:asciiTheme="minorHAnsi" w:cstheme="minorBidi" w:eastAsiaTheme="minorHAnsi" w:hAnsiTheme="minorHAnsi"/>
+          <w:rFonts w:eastAsia="Calibri" w:cs="" w:cstheme="minorBidi" w:eastAsiaTheme="minorHAnsi"/>
           <w:shd w:fill="00A933" w:val="clear"/>
         </w:rPr>
         <w:t xml:space="preserve">  ai systm gula sob chk korte hobe .</w:t>
@@ -424,7 +443,7 @@
       </w:pPr>
       <w:r>
         <w:rPr>
-          <w:rFonts w:asciiTheme="minorHAnsi" w:cstheme="minorBidi" w:eastAsiaTheme="minorHAnsi" w:hAnsiTheme="minorHAnsi"/>
+          <w:rFonts w:eastAsia="Calibri" w:cs="" w:cstheme="minorBidi" w:eastAsiaTheme="minorHAnsi"/>
           <w:shd w:fill="5983B0" w:val="clear"/>
         </w:rPr>
         <w:t xml:space="preserve">Aga akhn a see all name a akta button asto akhn astase na kano dekte hobe </w:t>
@@ -561,7 +580,10 @@
         <w:rPr/>
       </w:pPr>
       <w:r>
-        <w:rPr/>
+        <w:rPr>
+          <w:rFonts w:asciiTheme="minorHAnsi" w:cstheme="minorBidi" w:eastAsiaTheme="minorHAnsi" w:hAnsiTheme="minorHAnsi"/>
+          <w:shd w:fill="3FAF46" w:val="clear"/>
+        </w:rPr>
         <w:t xml:space="preserve">Exchange list er Ai filter gula akhn a na diya jar jar sathe mathr upor diya dite hobe and auto search hobe . and r o kisu filter barate hobe , auto filte r na dite parle o somossa nai . </w:t>
         <w:br/>
         <w:br/>
@@ -572,9 +594,6 @@
         <w:t>status , update buy ,plase by  er moddhe multi filter system ante hobe . additional field search kora jabe</w:t>
         <w:br/>
         <w:br/>
-      </w:r>
-      <w:r>
-        <w:rPr/>
         <w:t>update just line by line with related filter</w:t>
       </w:r>
       <w:r>
@@ -694,7 +713,7 @@
         <w:r>
           <w:rPr>
             <w:rStyle w:val="Hyperlink"/>
-            <w:rFonts w:asciiTheme="minorHAnsi" w:cstheme="minorBidi" w:eastAsiaTheme="minorHAnsi" w:hAnsiTheme="minorHAnsi"/>
+            <w:rFonts w:eastAsia="Calibri" w:cs="" w:cstheme="minorBidi" w:eastAsiaTheme="minorHAnsi"/>
             <w:shd w:fill="5983B0" w:val="clear"/>
           </w:rPr>
           <w:t>https://gpay10.com/new/admin/gateway/automatic</w:t>
@@ -702,7 +721,7 @@
       </w:hyperlink>
       <w:r>
         <w:rPr>
-          <w:rFonts w:asciiTheme="minorHAnsi" w:cstheme="minorBidi" w:eastAsiaTheme="minorHAnsi" w:hAnsiTheme="minorHAnsi"/>
+          <w:rFonts w:eastAsia="Calibri" w:cs="" w:cstheme="minorBidi" w:eastAsiaTheme="minorHAnsi"/>
           <w:shd w:fill="5983B0" w:val="clear"/>
         </w:rPr>
         <w:t xml:space="preserve"> payon bank er system ta chk korte hobe </w:t>
@@ -721,7 +740,7 @@
         <w:r>
           <w:rPr>
             <w:rStyle w:val="Hyperlink"/>
-            <w:rFonts w:asciiTheme="minorHAnsi" w:cstheme="minorBidi" w:eastAsiaTheme="minorHAnsi" w:hAnsiTheme="minorHAnsi"/>
+            <w:rFonts w:eastAsia="Calibri" w:cs="" w:cstheme="minorBidi" w:eastAsiaTheme="minorHAnsi"/>
             <w:shd w:fill="5983B0" w:val="clear"/>
           </w:rPr>
           <w:t>https://script.viserlab.com/changalab/demo/admin/cron/index</w:t>
@@ -729,7 +748,7 @@
       </w:hyperlink>
       <w:r>
         <w:rPr>
-          <w:rFonts w:asciiTheme="minorHAnsi" w:cstheme="minorBidi" w:eastAsiaTheme="minorHAnsi" w:hAnsiTheme="minorHAnsi"/>
+          <w:rFonts w:eastAsia="Calibri" w:cs="" w:cstheme="minorBidi" w:eastAsiaTheme="minorHAnsi"/>
           <w:shd w:fill="5983B0" w:val="clear"/>
         </w:rPr>
         <w:t xml:space="preserve">  akhn a corn job er setup ta dekhe amader tay o thik korte hobe </w:t>
@@ -739,7 +758,7 @@
         <w:r>
           <w:rPr>
             <w:rStyle w:val="Hyperlink"/>
-            <w:rFonts w:asciiTheme="minorHAnsi" w:cstheme="minorBidi" w:eastAsiaTheme="minorHAnsi" w:hAnsiTheme="minorHAnsi"/>
+            <w:rFonts w:eastAsia="Calibri" w:cs="" w:cstheme="minorBidi" w:eastAsiaTheme="minorHAnsi"/>
             <w:shd w:fill="5983B0" w:val="clear"/>
           </w:rPr>
           <w:t>https://gpay10.com/new/admin/cron/index</w:t>
@@ -747,30 +766,37 @@
       </w:hyperlink>
       <w:r>
         <w:rPr>
+          <w:rFonts w:eastAsia="Calibri" w:cs="" w:cstheme="minorBidi" w:eastAsiaTheme="minorHAnsi"/>
+          <w:shd w:fill="5983B0" w:val="clear"/>
+        </w:rPr>
+        <w:t xml:space="preserve"> </w:t>
+        <w:br/>
+      </w:r>
+      <w:r>
+        <w:rPr/>
+        <w:br/>
+        <w:br/>
+        <w:br/>
+      </w:r>
+    </w:p>
+    <w:p>
+      <w:pPr>
+        <w:pStyle w:val="ListParagraph"/>
+        <w:numPr>
+          <w:ilvl w:val="0"/>
+          <w:numId w:val="1"/>
+        </w:numPr>
+        <w:rPr>
           <w:rFonts w:asciiTheme="minorHAnsi" w:cstheme="minorBidi" w:eastAsiaTheme="minorHAnsi" w:hAnsiTheme="minorHAnsi"/>
-          <w:shd w:fill="5983B0" w:val="clear"/>
-        </w:rPr>
-        <w:t xml:space="preserve"> </w:t>
-        <w:br/>
-      </w:r>
-      <w:r>
-        <w:rPr/>
-        <w:br/>
-        <w:br/>
-        <w:br/>
-      </w:r>
-    </w:p>
-    <w:p>
-      <w:pPr>
-        <w:pStyle w:val="ListParagraph"/>
-        <w:numPr>
-          <w:ilvl w:val="0"/>
-          <w:numId w:val="1"/>
-        </w:numPr>
-        <w:rPr/>
-      </w:pPr>
-      <w:r>
-        <w:rPr/>
+          <w:highlight w:val="none"/>
+          <w:shd w:fill="3FAF46" w:val="clear"/>
+        </w:rPr>
+      </w:pPr>
+      <w:r>
+        <w:rPr>
+          <w:rFonts w:asciiTheme="minorHAnsi" w:cstheme="minorBidi" w:eastAsiaTheme="minorHAnsi" w:hAnsiTheme="minorHAnsi"/>
+          <w:shd w:fill="3FAF46" w:val="clear"/>
+        </w:rPr>
         <w:t>Employ ra pending r processing  a mark all system pabe action button a sudhu approve option ta e thkbe</w:t>
       </w:r>
     </w:p>
@@ -781,10 +807,17 @@
           <w:ilvl w:val="0"/>
           <w:numId w:val="1"/>
         </w:numPr>
-        <w:rPr/>
-      </w:pPr>
-      <w:r>
-        <w:rPr/>
+        <w:rPr>
+          <w:rFonts w:asciiTheme="minorHAnsi" w:cstheme="minorBidi" w:eastAsiaTheme="minorHAnsi" w:hAnsiTheme="minorHAnsi"/>
+          <w:highlight w:val="none"/>
+          <w:shd w:fill="3FAF46" w:val="clear"/>
+        </w:rPr>
+      </w:pPr>
+      <w:r>
+        <w:rPr>
+          <w:rFonts w:asciiTheme="minorHAnsi" w:cstheme="minorBidi" w:eastAsiaTheme="minorHAnsi" w:hAnsiTheme="minorHAnsi"/>
+          <w:shd w:fill="3FAF46" w:val="clear"/>
+        </w:rPr>
         <w:t>In The Exchange Email There should be a filter for note and archiving functionality.</w:t>
       </w:r>
     </w:p>
